--- a/Приложение_МебельМаркет/Дополнительно/Отчет_МебельМаркет.docx
+++ b/Приложение_МебельМаркет/Дополнительно/Отчет_МебельМаркет.docx
@@ -526,7 +526,7 @@
     </w:p>
     <w:p>
       <w:r>
-        <w:t>Python-приложение находится в `Приложение/main.py`; импортёр демонстрационных данных — в `Приложение/ЗаполнитьБД.py`. Файл Excel формируется скриптом `БД/СоздатьДемоДанные.py`. Две отдельные инструкции описывают запуск в PyCharm и VS Code. Блок-схема алгоритма подготовлена в PDF по обозначениям ГОСТ 19.701-90. Бинарный .accdb не включён: он должен быть создан локально в Access.</w:t>
+        <w:t>Python-приложение запускается из `Приложение/main.py` и разделено на модули пакета `mebelmarket`: app.py собирает главное окно, authmixin.py отвечает за вход и роли, catalogmixin.py — за карточки и каталог, ordersmixin.py — за корзину и заказы, database.py — за ODBC, security.py — за пароли, config.py — за настройки. Подробная карта разбиения приведена в `Дополнительно/Структура_модулей_Python.md`. Импортёр демонстрационных данных — `Приложение/ЗаполнитьБД.py`; Excel формируется `БД/СоздатьДемоДанные.py`. Две инструкции описывают запуск в PyCharm и VS Code. Блок-схема алгоритма подготовлена в PDF по обозначениям ГОСТ 19.701-90. Бинарный .accdb не включён: он создаётся локально в Access.</w:t>
       </w:r>
     </w:p>
     <w:p>
